--- a/SA/SmartEnergyManagment.docx
+++ b/SA/SmartEnergyManagment.docx
@@ -4,6 +4,13 @@
   <w:body>
     <w:sdt>
       <w:sdtPr>
+        <w:rPr>
+          <w:caps w:val="0"/>
+          <w:color w:val="auto"/>
+          <w:spacing w:val="0"/>
+          <w:sz w:val="20"/>
+          <w:szCs w:val="20"/>
+        </w:rPr>
         <w:id w:val="-1146507936"/>
         <w:docPartObj>
           <w:docPartGallery w:val="Table of Contents"/>
@@ -14,12 +21,7 @@
         <w:rPr>
           <w:b/>
           <w:bCs/>
-          <w:caps w:val="0"/>
           <w:noProof/>
-          <w:color w:val="auto"/>
-          <w:spacing w:val="0"/>
-          <w:sz w:val="20"/>
-          <w:szCs w:val="20"/>
         </w:rPr>
       </w:sdtEndPr>
       <w:sdtContent>
@@ -39,6 +41,10 @@
             </w:tabs>
             <w:rPr>
               <w:noProof/>
+              <w:kern w:val="2"/>
+              <w:sz w:val="24"/>
+              <w:szCs w:val="24"/>
+              <w14:ligatures w14:val="standardContextual"/>
             </w:rPr>
           </w:pPr>
           <w:r>
@@ -50,13 +56,13 @@
           <w:r>
             <w:fldChar w:fldCharType="separate"/>
           </w:r>
-          <w:hyperlink w:anchor="_Toc216385344" w:history="1">
+          <w:hyperlink w:anchor="_Toc216618555" w:history="1">
             <w:r>
               <w:rPr>
                 <w:rStyle w:val="Hyperlink"/>
                 <w:noProof/>
               </w:rPr>
-              <w:t>what is (smart) energy management</w:t>
+              <w:t>Topic</w:t>
             </w:r>
             <w:r>
               <w:rPr>
@@ -77,7 +83,7 @@
                 <w:noProof/>
                 <w:webHidden/>
               </w:rPr>
-              <w:instrText xml:space="preserve"> PAGEREF _Toc216385344 \h </w:instrText>
+              <w:instrText xml:space="preserve"> PAGEREF _Toc216618555 \h </w:instrText>
             </w:r>
             <w:r>
               <w:rPr>
@@ -109,6 +115,157 @@
           </w:hyperlink>
         </w:p>
         <w:p>
+          <w:pPr>
+            <w:pStyle w:val="TOC1"/>
+            <w:tabs>
+              <w:tab w:val="right" w:leader="dot" w:pos="9350"/>
+            </w:tabs>
+            <w:rPr>
+              <w:noProof/>
+              <w:kern w:val="2"/>
+              <w:sz w:val="24"/>
+              <w:szCs w:val="24"/>
+              <w14:ligatures w14:val="standardContextual"/>
+            </w:rPr>
+          </w:pPr>
+          <w:hyperlink w:anchor="_Toc216618556" w:history="1">
+            <w:r>
+              <w:rPr>
+                <w:rStyle w:val="Hyperlink"/>
+                <w:noProof/>
+              </w:rPr>
+              <w:t>Terminology</w:t>
+            </w:r>
+            <w:r>
+              <w:rPr>
+                <w:noProof/>
+                <w:webHidden/>
+              </w:rPr>
+              <w:tab/>
+            </w:r>
+            <w:r>
+              <w:rPr>
+                <w:noProof/>
+                <w:webHidden/>
+              </w:rPr>
+              <w:fldChar w:fldCharType="begin"/>
+            </w:r>
+            <w:r>
+              <w:rPr>
+                <w:noProof/>
+                <w:webHidden/>
+              </w:rPr>
+              <w:instrText xml:space="preserve"> PAGEREF _Toc216618556 \h </w:instrText>
+            </w:r>
+            <w:r>
+              <w:rPr>
+                <w:noProof/>
+                <w:webHidden/>
+              </w:rPr>
+            </w:r>
+            <w:r>
+              <w:rPr>
+                <w:noProof/>
+                <w:webHidden/>
+              </w:rPr>
+              <w:fldChar w:fldCharType="separate"/>
+            </w:r>
+            <w:r>
+              <w:rPr>
+                <w:noProof/>
+                <w:webHidden/>
+              </w:rPr>
+              <w:t>1</w:t>
+            </w:r>
+            <w:r>
+              <w:rPr>
+                <w:noProof/>
+                <w:webHidden/>
+              </w:rPr>
+              <w:fldChar w:fldCharType="end"/>
+            </w:r>
+          </w:hyperlink>
+        </w:p>
+        <w:p>
+          <w:pPr>
+            <w:pStyle w:val="TOC1"/>
+            <w:tabs>
+              <w:tab w:val="right" w:leader="dot" w:pos="9350"/>
+            </w:tabs>
+            <w:rPr>
+              <w:noProof/>
+              <w:kern w:val="2"/>
+              <w:sz w:val="24"/>
+              <w:szCs w:val="24"/>
+              <w14:ligatures w14:val="standardContextual"/>
+            </w:rPr>
+          </w:pPr>
+          <w:hyperlink w:anchor="_Toc216618557" w:history="1">
+            <w:r>
+              <w:rPr>
+                <w:rStyle w:val="Hyperlink"/>
+                <w:noProof/>
+              </w:rPr>
+              <w:t>What is (smart) energy management</w:t>
+            </w:r>
+            <w:r>
+              <w:rPr>
+                <w:noProof/>
+                <w:webHidden/>
+              </w:rPr>
+              <w:tab/>
+            </w:r>
+            <w:r>
+              <w:rPr>
+                <w:noProof/>
+                <w:webHidden/>
+              </w:rPr>
+              <w:fldChar w:fldCharType="begin"/>
+            </w:r>
+            <w:r>
+              <w:rPr>
+                <w:noProof/>
+                <w:webHidden/>
+              </w:rPr>
+              <w:instrText xml:space="preserve"> PAGEREF _Toc216618557 \h </w:instrText>
+            </w:r>
+            <w:r>
+              <w:rPr>
+                <w:noProof/>
+                <w:webHidden/>
+              </w:rPr>
+            </w:r>
+            <w:r>
+              <w:rPr>
+                <w:noProof/>
+                <w:webHidden/>
+              </w:rPr>
+              <w:fldChar w:fldCharType="separate"/>
+            </w:r>
+            <w:r>
+              <w:rPr>
+                <w:noProof/>
+                <w:webHidden/>
+              </w:rPr>
+              <w:t>1</w:t>
+            </w:r>
+            <w:r>
+              <w:rPr>
+                <w:noProof/>
+                <w:webHidden/>
+              </w:rPr>
+              <w:fldChar w:fldCharType="end"/>
+            </w:r>
+          </w:hyperlink>
+        </w:p>
+        <w:p>
+          <w:pPr>
+            <w:rPr>
+              <w:b/>
+              <w:bCs/>
+              <w:noProof/>
+            </w:rPr>
+          </w:pPr>
           <w:r>
             <w:rPr>
               <w:b/>
@@ -121,12 +278,112 @@
       </w:sdtContent>
     </w:sdt>
     <w:p>
+      <w:bookmarkStart w:id="0" w:name="_Toc216618555"/>
+    </w:p>
+    <w:p>
       <w:pPr>
         <w:pStyle w:val="Heading1"/>
       </w:pPr>
       <w:r>
+        <w:t>Topic</w:t>
+      </w:r>
+      <w:bookmarkEnd w:id="0"/>
+    </w:p>
+    <w:p>
+      <w:r>
+        <w:rPr>
+          <w:b/>
+          <w:bCs/>
+        </w:rPr>
+        <w:t>6. Smart-Energy-Management-System für eine Stadt</w:t>
+      </w:r>
+    </w:p>
+    <w:p>
+      <w:r>
+        <w:rPr>
+          <w:b/>
+          <w:bCs/>
+        </w:rPr>
+        <w:t>Ziel:</w:t>
+      </w:r>
+      <w:r>
+        <w:t xml:space="preserve"> Optimierung von Energieverbrauch und -erzeugung.</w:t>
+      </w:r>
+    </w:p>
+    <w:p>
+      <w:r>
+        <w:rPr>
+          <w:b/>
+          <w:bCs/>
+        </w:rPr>
+        <w:t>Anforderungen</w:t>
+      </w:r>
+    </w:p>
+    <w:p>
+      <w:pPr>
+        <w:numPr>
+          <w:ilvl w:val="0"/>
+          <w:numId w:val="7"/>
+        </w:numPr>
+      </w:pPr>
+      <w:r>
+        <w:t>Erfassung von Verbrauchs- und Erzeugungsdaten</w:t>
+      </w:r>
+    </w:p>
+    <w:p>
+      <w:pPr>
+        <w:numPr>
+          <w:ilvl w:val="0"/>
+          <w:numId w:val="7"/>
+        </w:numPr>
+      </w:pPr>
+      <w:r>
+        <w:t>Prognosen für Last und Erzeugung</w:t>
+      </w:r>
+    </w:p>
+    <w:p>
+      <w:pPr>
+        <w:numPr>
+          <w:ilvl w:val="0"/>
+          <w:numId w:val="7"/>
+        </w:numPr>
+      </w:pPr>
+      <w:r>
+        <w:t>Empfehlungen für Energieoptimierung</w:t>
+      </w:r>
+    </w:p>
+    <w:p>
+      <w:pPr>
+        <w:numPr>
+          <w:ilvl w:val="0"/>
+          <w:numId w:val="7"/>
+        </w:numPr>
+      </w:pPr>
+      <w:r>
+        <w:t>Steuerung von Batteriespeichern, Wärmepumpen etc.</w:t>
+      </w:r>
+    </w:p>
+    <w:p>
+      <w:pPr>
+        <w:numPr>
+          <w:ilvl w:val="0"/>
+          <w:numId w:val="7"/>
+        </w:numPr>
+      </w:pPr>
+      <w:r>
+        <w:t>Visualisierung von Kennzahlen und Trends</w:t>
+      </w:r>
+    </w:p>
+    <w:p/>
+    <w:p>
+      <w:pPr>
+        <w:pStyle w:val="Heading1"/>
+      </w:pPr>
+      <w:bookmarkStart w:id="1" w:name="_Toc216618556"/>
+      <w:r>
         <w:t>Terminology</w:t>
       </w:r>
+      <w:bookmarkEnd w:id="1"/>
     </w:p>
     <w:p/>
     <w:tbl>
@@ -226,14 +483,14 @@
       <w:pPr>
         <w:pStyle w:val="Heading1"/>
       </w:pPr>
-      <w:bookmarkStart w:id="0" w:name="_Toc216385344"/>
+      <w:bookmarkStart w:id="2" w:name="_Toc216618557"/>
       <w:r>
         <w:t>W</w:t>
       </w:r>
       <w:r>
         <w:t>hat is (smart) energy management</w:t>
       </w:r>
-      <w:bookmarkEnd w:id="0"/>
+      <w:bookmarkEnd w:id="2"/>
     </w:p>
     <w:p>
       <w:hyperlink r:id="rId6" w:history="1">
@@ -279,6 +536,7 @@
         </w:numPr>
       </w:pPr>
       <w:r>
+        <w:lastRenderedPageBreak/>
         <w:t>Reduce energy costs and improve operational efficienc</w:t>
       </w:r>
       <w:r>
@@ -498,7 +756,6 @@
         </w:numPr>
       </w:pPr>
       <w:r>
-        <w:lastRenderedPageBreak/>
         <w:t>Gateway: data collection and processing system</w:t>
       </w:r>
     </w:p>
@@ -647,6 +904,7 @@
         </w:numPr>
       </w:pPr>
       <w:r>
+        <w:lastRenderedPageBreak/>
         <w:t xml:space="preserve">Cloud-based: </w:t>
       </w:r>
       <w:r>
@@ -673,277 +931,8 @@
       <w:r>
         <w:t>“</w:t>
       </w:r>
-      <w:proofErr w:type="spellStart"/>
-      <w:r>
-        <w:t>Sobald</w:t>
-      </w:r>
-      <w:proofErr w:type="spellEnd"/>
-      <w:r>
-        <w:t xml:space="preserve"> das EMS </w:t>
-      </w:r>
-      <w:proofErr w:type="spellStart"/>
-      <w:r>
-        <w:t>installiert</w:t>
-      </w:r>
-      <w:proofErr w:type="spellEnd"/>
-      <w:r>
-        <w:t xml:space="preserve"> </w:t>
-      </w:r>
-      <w:proofErr w:type="spellStart"/>
-      <w:r>
-        <w:t>ist</w:t>
-      </w:r>
-      <w:proofErr w:type="spellEnd"/>
-      <w:r>
-        <w:t xml:space="preserve">, </w:t>
-      </w:r>
-      <w:proofErr w:type="spellStart"/>
-      <w:r>
-        <w:t>beginnt</w:t>
-      </w:r>
-      <w:proofErr w:type="spellEnd"/>
-      <w:r>
-        <w:t xml:space="preserve"> sein </w:t>
-      </w:r>
-      <w:proofErr w:type="spellStart"/>
-      <w:r>
-        <w:t>Hauptbetrieb</w:t>
-      </w:r>
-      <w:proofErr w:type="spellEnd"/>
-      <w:r>
-        <w:t xml:space="preserve">: </w:t>
-      </w:r>
-      <w:proofErr w:type="spellStart"/>
-      <w:r>
-        <w:t>kontinuierliche</w:t>
-      </w:r>
-      <w:proofErr w:type="spellEnd"/>
-      <w:r>
-        <w:t xml:space="preserve"> </w:t>
-      </w:r>
-      <w:proofErr w:type="spellStart"/>
-      <w:r>
-        <w:t>Überwachung</w:t>
-      </w:r>
-      <w:proofErr w:type="spellEnd"/>
-      <w:r>
-        <w:t xml:space="preserve">, </w:t>
-      </w:r>
-      <w:proofErr w:type="spellStart"/>
-      <w:r>
-        <w:t>Analyse</w:t>
-      </w:r>
-      <w:proofErr w:type="spellEnd"/>
-      <w:r>
-        <w:t xml:space="preserve"> und </w:t>
-      </w:r>
-      <w:proofErr w:type="spellStart"/>
-      <w:r>
-        <w:t>Bewertung</w:t>
-      </w:r>
-      <w:proofErr w:type="spellEnd"/>
-      <w:r>
-        <w:t xml:space="preserve"> der </w:t>
-      </w:r>
-      <w:proofErr w:type="spellStart"/>
-      <w:r>
-        <w:t>gesammelten</w:t>
-      </w:r>
-      <w:proofErr w:type="spellEnd"/>
-      <w:r>
-        <w:t xml:space="preserve"> </w:t>
-      </w:r>
-      <w:proofErr w:type="spellStart"/>
-      <w:r>
-        <w:t>Daten</w:t>
-      </w:r>
-      <w:proofErr w:type="spellEnd"/>
-      <w:r>
-        <w:t xml:space="preserve">. Das System </w:t>
-      </w:r>
-      <w:proofErr w:type="spellStart"/>
-      <w:r>
-        <w:t>sammelt</w:t>
-      </w:r>
-      <w:proofErr w:type="spellEnd"/>
-      <w:r>
-        <w:t xml:space="preserve"> </w:t>
-      </w:r>
-      <w:proofErr w:type="spellStart"/>
-      <w:r>
-        <w:t>Daten</w:t>
-      </w:r>
-      <w:proofErr w:type="spellEnd"/>
-      <w:r>
-        <w:t xml:space="preserve"> </w:t>
-      </w:r>
-      <w:proofErr w:type="spellStart"/>
-      <w:r>
-        <w:t>aus</w:t>
-      </w:r>
-      <w:proofErr w:type="spellEnd"/>
-      <w:r>
-        <w:t xml:space="preserve"> </w:t>
-      </w:r>
-      <w:proofErr w:type="spellStart"/>
-      <w:r>
-        <w:t>verschiedenen</w:t>
-      </w:r>
-      <w:proofErr w:type="spellEnd"/>
-      <w:r>
-        <w:t xml:space="preserve"> </w:t>
-      </w:r>
-      <w:proofErr w:type="spellStart"/>
-      <w:r>
-        <w:t>Energiequellen</w:t>
-      </w:r>
-      <w:proofErr w:type="spellEnd"/>
-      <w:r>
-        <w:t xml:space="preserve"> </w:t>
-      </w:r>
-      <w:proofErr w:type="spellStart"/>
-      <w:r>
-        <w:t>innerhalb</w:t>
-      </w:r>
-      <w:proofErr w:type="spellEnd"/>
-      <w:r>
-        <w:t xml:space="preserve"> </w:t>
-      </w:r>
-      <w:proofErr w:type="spellStart"/>
-      <w:r>
-        <w:t>Ihrer</w:t>
-      </w:r>
-      <w:proofErr w:type="spellEnd"/>
-      <w:r>
-        <w:t xml:space="preserve"> Gemeinde und </w:t>
-      </w:r>
-      <w:proofErr w:type="spellStart"/>
-      <w:r>
-        <w:t>verarbeitet</w:t>
-      </w:r>
-      <w:proofErr w:type="spellEnd"/>
-      <w:r>
-        <w:t xml:space="preserve"> </w:t>
-      </w:r>
-      <w:proofErr w:type="spellStart"/>
-      <w:r>
-        <w:t>sie</w:t>
-      </w:r>
-      <w:proofErr w:type="spellEnd"/>
-      <w:r>
-        <w:t xml:space="preserve"> in </w:t>
-      </w:r>
-      <w:proofErr w:type="spellStart"/>
-      <w:r>
-        <w:t>Echtzeit</w:t>
-      </w:r>
-      <w:proofErr w:type="spellEnd"/>
-      <w:r>
-        <w:t xml:space="preserve">. Diese </w:t>
-      </w:r>
-      <w:proofErr w:type="spellStart"/>
-      <w:r>
-        <w:t>Daten</w:t>
-      </w:r>
-      <w:proofErr w:type="spellEnd"/>
-      <w:r>
-        <w:t xml:space="preserve"> </w:t>
-      </w:r>
-      <w:proofErr w:type="spellStart"/>
-      <w:r>
-        <w:t>werden</w:t>
-      </w:r>
-      <w:proofErr w:type="spellEnd"/>
-      <w:r>
-        <w:t xml:space="preserve"> </w:t>
-      </w:r>
-      <w:proofErr w:type="spellStart"/>
-      <w:r>
-        <w:t>dann</w:t>
-      </w:r>
-      <w:proofErr w:type="spellEnd"/>
-      <w:r>
-        <w:t xml:space="preserve"> auf </w:t>
-      </w:r>
-      <w:proofErr w:type="spellStart"/>
-      <w:r>
-        <w:t>einem</w:t>
-      </w:r>
-      <w:proofErr w:type="spellEnd"/>
-      <w:r>
-        <w:t xml:space="preserve"> </w:t>
-      </w:r>
-      <w:proofErr w:type="spellStart"/>
-      <w:r>
-        <w:t>benutzerfreundlichen</w:t>
-      </w:r>
-      <w:proofErr w:type="spellEnd"/>
-      <w:r>
-        <w:t xml:space="preserve"> Dashboard </w:t>
-      </w:r>
-      <w:proofErr w:type="spellStart"/>
-      <w:r>
-        <w:t>angezeigt</w:t>
-      </w:r>
-      <w:proofErr w:type="spellEnd"/>
-      <w:r>
-        <w:t xml:space="preserve">, das es </w:t>
-      </w:r>
-      <w:proofErr w:type="spellStart"/>
-      <w:r>
-        <w:t>kommunalen</w:t>
-      </w:r>
-      <w:proofErr w:type="spellEnd"/>
-      <w:r>
-        <w:t xml:space="preserve"> </w:t>
-      </w:r>
-      <w:proofErr w:type="spellStart"/>
-      <w:r>
-        <w:t>Managern</w:t>
-      </w:r>
-      <w:proofErr w:type="spellEnd"/>
-      <w:r>
-        <w:t xml:space="preserve"> </w:t>
-      </w:r>
-      <w:proofErr w:type="spellStart"/>
-      <w:r>
-        <w:t>ermöglicht</w:t>
-      </w:r>
-      <w:proofErr w:type="spellEnd"/>
-      <w:r>
-        <w:t xml:space="preserve">, den </w:t>
-      </w:r>
-      <w:proofErr w:type="spellStart"/>
-      <w:r>
-        <w:t>Energieverbrauch</w:t>
-      </w:r>
-      <w:proofErr w:type="spellEnd"/>
-      <w:r>
-        <w:t xml:space="preserve"> </w:t>
-      </w:r>
-      <w:proofErr w:type="spellStart"/>
-      <w:r>
-        <w:t>genau</w:t>
-      </w:r>
-      <w:proofErr w:type="spellEnd"/>
-      <w:r>
-        <w:t xml:space="preserve"> </w:t>
-      </w:r>
-      <w:proofErr w:type="spellStart"/>
-      <w:r>
-        <w:t>zu</w:t>
-      </w:r>
-      <w:proofErr w:type="spellEnd"/>
-      <w:r>
-        <w:t xml:space="preserve"> </w:t>
-      </w:r>
-      <w:proofErr w:type="spellStart"/>
-      <w:r>
-        <w:t>überwachen</w:t>
-      </w:r>
-      <w:proofErr w:type="spellEnd"/>
-      <w:r>
-        <w:t>.</w:t>
+      <w:r>
+        <w:t>Sobald das EMS installiert ist, beginnt sein Hauptbetrieb: kontinuierliche Überwachung, Analyse und Bewertung der gesammelten Daten. Das System sammelt Daten aus verschiedenen Energiequellen innerhalb Ihrer Gemeinde und verarbeitet sie in Echtzeit. Diese Daten werden dann auf einem benutzerfreundlichen Dashboard angezeigt, das es kommunalen Managern ermöglicht, den Energieverbrauch genau zu überwachen.</w:t>
       </w:r>
       <w:r>
         <w:t>”</w:t>
@@ -1648,6 +1637,155 @@
       </w:rPr>
     </w:lvl>
   </w:abstractNum>
+  <w:abstractNum w:abstractNumId="6" w15:restartNumberingAfterBreak="0">
+    <w:nsid w:val="79DD620E"/>
+    <w:multiLevelType w:val="multilevel"/>
+    <w:tmpl w:val="E3524A44"/>
+    <w:lvl w:ilvl="0">
+      <w:start w:val="1"/>
+      <w:numFmt w:val="bullet"/>
+      <w:lvlText w:val=""/>
+      <w:lvlJc w:val="left"/>
+      <w:pPr>
+        <w:tabs>
+          <w:tab w:val="num" w:pos="720"/>
+        </w:tabs>
+        <w:ind w:left="720" w:hanging="360"/>
+      </w:pPr>
+      <w:rPr>
+        <w:rFonts w:ascii="Symbol" w:hAnsi="Symbol" w:hint="default"/>
+        <w:sz w:val="20"/>
+      </w:rPr>
+    </w:lvl>
+    <w:lvl w:ilvl="1" w:tentative="1">
+      <w:start w:val="1"/>
+      <w:numFmt w:val="bullet"/>
+      <w:lvlText w:val="o"/>
+      <w:lvlJc w:val="left"/>
+      <w:pPr>
+        <w:tabs>
+          <w:tab w:val="num" w:pos="1440"/>
+        </w:tabs>
+        <w:ind w:left="1440" w:hanging="360"/>
+      </w:pPr>
+      <w:rPr>
+        <w:rFonts w:ascii="Courier New" w:hAnsi="Courier New" w:hint="default"/>
+        <w:sz w:val="20"/>
+      </w:rPr>
+    </w:lvl>
+    <w:lvl w:ilvl="2" w:tentative="1">
+      <w:start w:val="1"/>
+      <w:numFmt w:val="bullet"/>
+      <w:lvlText w:val=""/>
+      <w:lvlJc w:val="left"/>
+      <w:pPr>
+        <w:tabs>
+          <w:tab w:val="num" w:pos="2160"/>
+        </w:tabs>
+        <w:ind w:left="2160" w:hanging="360"/>
+      </w:pPr>
+      <w:rPr>
+        <w:rFonts w:ascii="Wingdings" w:hAnsi="Wingdings" w:hint="default"/>
+        <w:sz w:val="20"/>
+      </w:rPr>
+    </w:lvl>
+    <w:lvl w:ilvl="3" w:tentative="1">
+      <w:start w:val="1"/>
+      <w:numFmt w:val="bullet"/>
+      <w:lvlText w:val=""/>
+      <w:lvlJc w:val="left"/>
+      <w:pPr>
+        <w:tabs>
+          <w:tab w:val="num" w:pos="2880"/>
+        </w:tabs>
+        <w:ind w:left="2880" w:hanging="360"/>
+      </w:pPr>
+      <w:rPr>
+        <w:rFonts w:ascii="Wingdings" w:hAnsi="Wingdings" w:hint="default"/>
+        <w:sz w:val="20"/>
+      </w:rPr>
+    </w:lvl>
+    <w:lvl w:ilvl="4" w:tentative="1">
+      <w:start w:val="1"/>
+      <w:numFmt w:val="bullet"/>
+      <w:lvlText w:val=""/>
+      <w:lvlJc w:val="left"/>
+      <w:pPr>
+        <w:tabs>
+          <w:tab w:val="num" w:pos="3600"/>
+        </w:tabs>
+        <w:ind w:left="3600" w:hanging="360"/>
+      </w:pPr>
+      <w:rPr>
+        <w:rFonts w:ascii="Wingdings" w:hAnsi="Wingdings" w:hint="default"/>
+        <w:sz w:val="20"/>
+      </w:rPr>
+    </w:lvl>
+    <w:lvl w:ilvl="5" w:tentative="1">
+      <w:start w:val="1"/>
+      <w:numFmt w:val="bullet"/>
+      <w:lvlText w:val=""/>
+      <w:lvlJc w:val="left"/>
+      <w:pPr>
+        <w:tabs>
+          <w:tab w:val="num" w:pos="4320"/>
+        </w:tabs>
+        <w:ind w:left="4320" w:hanging="360"/>
+      </w:pPr>
+      <w:rPr>
+        <w:rFonts w:ascii="Wingdings" w:hAnsi="Wingdings" w:hint="default"/>
+        <w:sz w:val="20"/>
+      </w:rPr>
+    </w:lvl>
+    <w:lvl w:ilvl="6" w:tentative="1">
+      <w:start w:val="1"/>
+      <w:numFmt w:val="bullet"/>
+      <w:lvlText w:val=""/>
+      <w:lvlJc w:val="left"/>
+      <w:pPr>
+        <w:tabs>
+          <w:tab w:val="num" w:pos="5040"/>
+        </w:tabs>
+        <w:ind w:left="5040" w:hanging="360"/>
+      </w:pPr>
+      <w:rPr>
+        <w:rFonts w:ascii="Wingdings" w:hAnsi="Wingdings" w:hint="default"/>
+        <w:sz w:val="20"/>
+      </w:rPr>
+    </w:lvl>
+    <w:lvl w:ilvl="7" w:tentative="1">
+      <w:start w:val="1"/>
+      <w:numFmt w:val="bullet"/>
+      <w:lvlText w:val=""/>
+      <w:lvlJc w:val="left"/>
+      <w:pPr>
+        <w:tabs>
+          <w:tab w:val="num" w:pos="5760"/>
+        </w:tabs>
+        <w:ind w:left="5760" w:hanging="360"/>
+      </w:pPr>
+      <w:rPr>
+        <w:rFonts w:ascii="Wingdings" w:hAnsi="Wingdings" w:hint="default"/>
+        <w:sz w:val="20"/>
+      </w:rPr>
+    </w:lvl>
+    <w:lvl w:ilvl="8" w:tentative="1">
+      <w:start w:val="1"/>
+      <w:numFmt w:val="bullet"/>
+      <w:lvlText w:val=""/>
+      <w:lvlJc w:val="left"/>
+      <w:pPr>
+        <w:tabs>
+          <w:tab w:val="num" w:pos="6480"/>
+        </w:tabs>
+        <w:ind w:left="6480" w:hanging="360"/>
+      </w:pPr>
+      <w:rPr>
+        <w:rFonts w:ascii="Wingdings" w:hAnsi="Wingdings" w:hint="default"/>
+        <w:sz w:val="20"/>
+      </w:rPr>
+    </w:lvl>
+  </w:abstractNum>
   <w:num w:numId="1" w16cid:durableId="83233314">
     <w:abstractNumId w:val="4"/>
   </w:num>
@@ -1665,6 +1803,9 @@
   </w:num>
   <w:num w:numId="6" w16cid:durableId="1558781072">
     <w:abstractNumId w:val="5"/>
+  </w:num>
+  <w:num w:numId="7" w16cid:durableId="1438210451">
+    <w:abstractNumId w:val="6"/>
   </w:num>
 </w:numbering>
 </file>
